--- a/tillsyn/A 31525-2026 tillsynsbegäran.docx
+++ b/tillsyn/A 31525-2026 tillsynsbegäran.docx
@@ -227,7 +227,7 @@
     <w:r>
       <w:tab/>
       <w:tab/>
-      <w:t>2026-07-21</w:t>
+      <w:t>2026-07-22</w:t>
       <w:br/>
       <w:br/>
     </w:r>

--- a/tillsyn/A 31525-2026 tillsynsbegäran.docx
+++ b/tillsyn/A 31525-2026 tillsynsbegäran.docx
@@ -227,7 +227,7 @@
     <w:r>
       <w:tab/>
       <w:tab/>
-      <w:t>2026-07-22</w:t>
+      <w:t>2026-07-23</w:t>
       <w:br/>
       <w:br/>
     </w:r>

--- a/tillsyn/A 31525-2026 tillsynsbegäran.docx
+++ b/tillsyn/A 31525-2026 tillsynsbegäran.docx
@@ -7,7 +7,7 @@
         <w:pStyle w:val="Title"/>
       </w:pPr>
       <w:r>
-        <w:t>Tillsynsbegäran – information om höga naturvärden i avverkningsanmälan A 31525-2026 i Klippans kommun</w:t>
+        <w:t>Tillsynsbegäran – information om höga naturvärden och fridlysta arter i avverkningsanmälan A 31525-2026 i Klippans kommun</w:t>
       </w:r>
     </w:p>
     <w:p>
@@ -22,7 +22,7 @@
       <w:r>
         <w:drawing>
           <wp:inline xmlns:a="http://schemas.openxmlformats.org/drawingml/2006/main" xmlns:pic="http://schemas.openxmlformats.org/drawingml/2006/picture">
-            <wp:extent cx="5486400" cy="5566745"/>
+            <wp:extent cx="5486400" cy="5560928"/>
             <wp:docPr id="1" name="Picture 1"/>
             <wp:cNvGraphicFramePr>
               <a:graphicFrameLocks noChangeAspect="1"/>
@@ -43,7 +43,7 @@
                   <pic:spPr>
                     <a:xfrm>
                       <a:off x="0" y="0"/>
-                      <a:ext cx="5486400" cy="5566745"/>
+                      <a:ext cx="5486400" cy="5560928"/>
                     </a:xfrm>
                     <a:prstGeom prst="rect"/>
                   </pic:spPr>
@@ -65,7 +65,7 @@
     </w:p>
     <w:p>
       <w:r>
-        <w:t>I avverkningsanmälan finns fynd av 1 naturvårdsarter, varav 1 är signalart (S): kruskantarell (S). Se Figur 1.</w:t>
+        <w:t>I avverkningsanmälan finns fynd av 3 naturvårdsarter, varav 1 är rödlistad, 2 är fridlysta, 2 är typiska (T) och 1 är signalart (S): entita (NT, T, §4), kruskantarell (S) och stjärtmes (T, §4). Se Figur 1.</w:t>
       </w:r>
     </w:p>
     <w:p>
@@ -96,7 +96,164 @@
     </w:p>
     <w:p>
       <w:r>
-        <w:t>Nedan följer beskrivningar av de naturvårdsarter och fridlysta arter som har sina livsmiljöer och växtplatser i den avverkningsanmälda skogen. De påträffade naturvårdsarterna är ett tydligt kvitto på att det rör sig om en skog med höga naturvärden.</w:t>
+        <w:t>Nedan följer beskrivningar av de naturvårdsarter och fridlysta arter som har sina livsmiljöer och växtplatser i den avverkningsanmälda skogen. Se även ytterligare artfakta i BILAGA 1. De påträffade naturvårdsarterna är ett tydligt kvitto på att det rör sig om en skog med höga naturvärden.</w:t>
+      </w:r>
+    </w:p>
+    <w:p>
+      <w:r>
+        <w:rPr>
+          <w:b/>
+        </w:rPr>
+        <w:t>Entita (NT, §4)</w:t>
+      </w:r>
+      <w:r>
+        <w:t xml:space="preserve">, rödlistad som nära hotad och prioriterad art i Skogsvårdslagen, har häckningsrevir i anmälan. Minskningstakten innevarande 10-årsperiod beräknas till 20 (10–30) % och bedöms vara nära gränsvärdet för Sårbar (VU). Entitan är ortstrogen och reviret är i genomsnitt omkring 5 hektar, ibland uppåt 20 hektar stort. Entitan är en utpräglad lövskogsfågel som föredrar flerskiktade, gärna högvuxna skogar med inslag av äldre träd och välutvecklat buskskikt. Även alkärr med videsnår hör till de miljöer som utnyttjas. Arten häckar ofta i skogar som är svagt eller inte alls påverkade av skogsbruk, ofta rör det sig om värdekärnor med höga naturvärden. Entitan missgynnas av konventionellt skogsbruk och dess ortstrohet och dåliga spridningsförmåga gör den känslig för fragmentering. Entita är typisk art för </w:t>
+      </w:r>
+      <w:r>
+        <w:rPr>
+          <w:i/>
+        </w:rPr>
+        <w:t>9080 Lövsumpskog</w:t>
+      </w:r>
+      <w:r>
+        <w:t xml:space="preserve"> (Skogsstyrelsen, 2016, SLU Artdatabanken, 2021).</w:t>
+      </w:r>
+    </w:p>
+    <w:p>
+      <w:r>
+        <w:rPr>
+          <w:b/>
+        </w:rPr>
+        <w:t>Stjärtmes (§4)</w:t>
+      </w:r>
+      <w:r>
+        <w:t xml:space="preserve"> häckar i löv- och blandskog. Studier har visat att den behöver ca 15 % medelålders till äldre lövrika bestånd (&gt;50 % löv), om avståndet mellan bestånden är 500 m. Stjärtmes är fridlyst enligt 4§ artskyddsförordningen och typisk art för </w:t>
+      </w:r>
+      <w:r>
+        <w:rPr>
+          <w:i/>
+        </w:rPr>
+        <w:t>9010 Taiga, 9030 Landhöjningsskog, 9080 Lövsumpskog</w:t>
+      </w:r>
+      <w:r>
+        <w:t xml:space="preserve"> och</w:t>
+      </w:r>
+      <w:r>
+        <w:rPr>
+          <w:i/>
+        </w:rPr>
+        <w:t xml:space="preserve"> 9750 Svämlövskog </w:t>
+      </w:r>
+      <w:r>
+        <w:t>(Jansson, 1999; Skogsstyrelsen, 2014; SLU Artdatabanken, 2025).</w:t>
+      </w:r>
+    </w:p>
+    <w:p>
+      <w:pPr>
+        <w:pStyle w:val="Heading1"/>
+      </w:pPr>
+      <w:r>
+        <w:t>EU:s fågeldirektiv</w:t>
+      </w:r>
+    </w:p>
+    <w:p>
+      <w:r>
+        <w:t xml:space="preserve">Europeiska unionens medlemsländer är skyldiga att agera i enlighet med EU:s fågeldirektiv där det uttryckligen står att direktivet gäller för fåglar samt för deras ägg, bon och </w:t>
+      </w:r>
+      <w:r>
+        <w:rPr>
+          <w:b/>
+        </w:rPr>
+        <w:t xml:space="preserve">livsmiljöer </w:t>
+      </w:r>
+      <w:r>
+        <w:t>(artikel 1). Vidare att de åtgärder som vidtas inte får leda till en försämring av den nuvarande situationen beträffande bevarandet av de fågelarter som avses i artikel 1 (artikel 13). Fågeldirektivet är styrande för tillsynsansvariga myndigheters ärendehantering, ställningstaganden och beslutsfattande.</w:t>
+      </w:r>
+    </w:p>
+    <w:p>
+      <w:r>
+        <w:br w:type="page"/>
+      </w:r>
+    </w:p>
+    <w:p>
+      <w:pPr>
+        <w:pStyle w:val="Title"/>
+      </w:pPr>
+      <w:r>
+        <w:t>BILAGA 1 – Fridlysta arter</w:t>
+      </w:r>
+    </w:p>
+    <w:p>
+      <w:pPr>
+        <w:pStyle w:val="Heading1"/>
+      </w:pPr>
+      <w:r>
+        <w:t>Entita – ekologi samt krav på livsmiljön</w:t>
+      </w:r>
+    </w:p>
+    <w:p>
+      <w:r>
+        <w:t xml:space="preserve">Entita (NT, §4) är rödlistad som nära hotad, fridlyst och prioriterad art enligt Skogsvårdslagen. Den omfattas av EU:s fågeldirektiv och är typisk art för </w:t>
+      </w:r>
+      <w:r>
+        <w:rPr>
+          <w:i/>
+        </w:rPr>
+        <w:t>9080 Lövsumpskog</w:t>
+      </w:r>
+      <w:r>
+        <w:t>. Minskningstakten har uppgått till 20 (10–30) % under de senaste 10 åren och bedöms vara nära gränsvärdet för Sårbar (VU). (A2b) (SLU Artdatabanken, 2021).</w:t>
+      </w:r>
+    </w:p>
+    <w:p>
+      <w:r>
+        <w:t>Entitan är en utpräglad lövskogsfågel som påträffas i ädellövskogar, strandskogar, ekhagar, igenväxande hagmarker, lövdungar, parker och trädgårdar. Den föredrar flerskiktade, gärna högvuxna skogar med inslag av äldre träd och med ett välutvecklat buskskikt. Ek- och hasseldominerade skogar och dungar, samt alkärr med videsnår, hör till de miljöer som ofta utnyttjas. I sydligaste Sverige är bokskog en viktig miljö (Skogsstyrelsen, 2016).</w:t>
+      </w:r>
+    </w:p>
+    <w:p>
+      <w:r>
+        <w:t>Reviren är relativt stora för en småfågel, i genomsnitt omkring 5 hektar men de kan vara upp till 20 hektar. Entitan är en utpräglad stannfågel och rör sig inte långt från kläckningsplatsen; ungfåglarna sprider sig sällan mer än 5 km från födelseplatsen och etablerade fåglar lämnar därefter inte sitt revir (Skogsstyrelsen, 2016). Det häckande paret försvarar sitt revir året runt. De tillåter dock en grupp av ungfåglar att etablera sig inom deras revir och så bildas en vinterflock, vilket sker redan i juni månad. Även under kalla vintrar stannar entitan kvar inom sitt revir. Hittar man entitor vid sitt foderbord beror det på att fågelmatningen ligger inom ett entiterevir (SLU Artdatabanken, 2021). Arten är känslig för fragmentering och har svårt att etablera sig i isolerade skogsområden. Entitan är hålhäckare, men kan inte själv hacka fram sitt hål utan är beroende av miljöer som erbjuder naturliga hål (Skogsstyrelsen, 2016).</w:t>
+      </w:r>
+    </w:p>
+    <w:p>
+      <w:r>
+        <w:t>Arten häckar ofta i skogar som är svagt eller inte alls påverkade av skogsbruk. Särskilt i Svealand ofta i skogar som har höga naturvärden och utgör skogliga värdekärnor. Entitan missgynnas av konventionellt skogsbruk genom minskad förekomst av risiga, flerskiktade skogar liksom av avverkning av lövträdsrika kantzoner. Entitans ortstrohet och dåliga spridningsförmåga gör den känslig för fragmentering (Skogsstyrelsen, 2016).</w:t>
+      </w:r>
+    </w:p>
+    <w:p>
+      <w:pPr>
+        <w:pStyle w:val="Heading2"/>
+      </w:pPr>
+      <w:r>
+        <w:t>Referenser – entita</w:t>
+      </w:r>
+    </w:p>
+    <w:p>
+      <w:r>
+        <w:t xml:space="preserve">Skogsstyrelsen, 2016. </w:t>
+      </w:r>
+      <w:r>
+        <w:rPr>
+          <w:i/>
+        </w:rPr>
+        <w:t xml:space="preserve">Vägledning för hänsyn till entita. </w:t>
+      </w:r>
+      <w:r>
+        <w:t>https://www.skogsstyrelsen.se/globalassets/lag-och-tillsyn/artskydd/vagledningar-for-hansyn-till-faglar/entita-vagledning-hansyn2.pdf</w:t>
+      </w:r>
+    </w:p>
+    <w:p>
+      <w:r>
+        <w:t xml:space="preserve">SLU Artdatabanken, 2021. </w:t>
+      </w:r>
+      <w:r>
+        <w:rPr>
+          <w:i/>
+        </w:rPr>
+        <w:t xml:space="preserve">Artfaktablad. Naturvård – artfakta. </w:t>
+      </w:r>
+      <w:r>
+        <w:t>SLU Artdatabanken, Uppsala</w:t>
       </w:r>
     </w:p>
     <w:sectPr>
@@ -227,7 +384,7 @@
     <w:r>
       <w:tab/>
       <w:tab/>
-      <w:t>2026-07-23</w:t>
+      <w:t>2026-07-24</w:t>
       <w:br/>
       <w:br/>
     </w:r>

--- a/tillsyn/A 31525-2026 tillsynsbegäran.docx
+++ b/tillsyn/A 31525-2026 tillsynsbegäran.docx
@@ -384,7 +384,7 @@
     <w:r>
       <w:tab/>
       <w:tab/>
-      <w:t>2026-07-24</w:t>
+      <w:t>2026-07-25</w:t>
       <w:br/>
       <w:br/>
     </w:r>

--- a/tillsyn/A 31525-2026 tillsynsbegäran.docx
+++ b/tillsyn/A 31525-2026 tillsynsbegäran.docx
@@ -384,7 +384,7 @@
     <w:r>
       <w:tab/>
       <w:tab/>
-      <w:t>2026-07-25</w:t>
+      <w:t>2026-07-26</w:t>
       <w:br/>
       <w:br/>
     </w:r>

--- a/tillsyn/A 31525-2026 tillsynsbegäran.docx
+++ b/tillsyn/A 31525-2026 tillsynsbegäran.docx
@@ -384,7 +384,7 @@
     <w:r>
       <w:tab/>
       <w:tab/>
-      <w:t>2026-07-26</w:t>
+      <w:t>2026-07-27</w:t>
       <w:br/>
       <w:br/>
     </w:r>

--- a/tillsyn/A 31525-2026 tillsynsbegäran.docx
+++ b/tillsyn/A 31525-2026 tillsynsbegäran.docx
@@ -384,7 +384,7 @@
     <w:r>
       <w:tab/>
       <w:tab/>
-      <w:t>2026-07-27</w:t>
+      <w:t>2026-07-28</w:t>
       <w:br/>
       <w:br/>
     </w:r>

--- a/tillsyn/A 31525-2026 tillsynsbegäran.docx
+++ b/tillsyn/A 31525-2026 tillsynsbegäran.docx
@@ -384,7 +384,7 @@
     <w:r>
       <w:tab/>
       <w:tab/>
-      <w:t>2026-07-28</w:t>
+      <w:t>2026-07-29</w:t>
       <w:br/>
       <w:br/>
     </w:r>

--- a/tillsyn/A 31525-2026 tillsynsbegäran.docx
+++ b/tillsyn/A 31525-2026 tillsynsbegäran.docx
@@ -384,7 +384,7 @@
     <w:r>
       <w:tab/>
       <w:tab/>
-      <w:t>2026-07-29</w:t>
+      <w:t>2026-07-30</w:t>
       <w:br/>
       <w:br/>
     </w:r>

--- a/tillsyn/A 31525-2026 tillsynsbegäran.docx
+++ b/tillsyn/A 31525-2026 tillsynsbegäran.docx
@@ -384,7 +384,7 @@
     <w:r>
       <w:tab/>
       <w:tab/>
-      <w:t>2026-07-30</w:t>
+      <w:t>2026-07-31</w:t>
       <w:br/>
       <w:br/>
     </w:r>

--- a/tillsyn/A 31525-2026 tillsynsbegäran.docx
+++ b/tillsyn/A 31525-2026 tillsynsbegäran.docx
@@ -384,7 +384,7 @@
     <w:r>
       <w:tab/>
       <w:tab/>
-      <w:t>2026-07-31</w:t>
+      <w:t>2026-08-01</w:t>
       <w:br/>
       <w:br/>
     </w:r>

--- a/tillsyn/A 31525-2026 tillsynsbegäran.docx
+++ b/tillsyn/A 31525-2026 tillsynsbegäran.docx
@@ -384,7 +384,7 @@
     <w:r>
       <w:tab/>
       <w:tab/>
-      <w:t>2026-08-01</w:t>
+      <w:t>2026-08-02</w:t>
       <w:br/>
       <w:br/>
     </w:r>

--- a/tillsyn/A 31525-2026 tillsynsbegäran.docx
+++ b/tillsyn/A 31525-2026 tillsynsbegäran.docx
@@ -384,7 +384,7 @@
     <w:r>
       <w:tab/>
       <w:tab/>
-      <w:t>2026-08-02</w:t>
+      <w:t>2026-08-03</w:t>
       <w:br/>
       <w:br/>
     </w:r>

--- a/tillsyn/A 31525-2026 tillsynsbegäran.docx
+++ b/tillsyn/A 31525-2026 tillsynsbegäran.docx
@@ -384,7 +384,7 @@
     <w:r>
       <w:tab/>
       <w:tab/>
-      <w:t>2026-08-03</w:t>
+      <w:t>2026-08-05</w:t>
       <w:br/>
       <w:br/>
     </w:r>

--- a/tillsyn/A 31525-2026 tillsynsbegäran.docx
+++ b/tillsyn/A 31525-2026 tillsynsbegäran.docx
@@ -384,7 +384,7 @@
     <w:r>
       <w:tab/>
       <w:tab/>
-      <w:t>2026-08-05</w:t>
+      <w:t>2026-08-07</w:t>
       <w:br/>
       <w:br/>
     </w:r>

--- a/tillsyn/A 31525-2026 tillsynsbegäran.docx
+++ b/tillsyn/A 31525-2026 tillsynsbegäran.docx
@@ -384,7 +384,7 @@
     <w:r>
       <w:tab/>
       <w:tab/>
-      <w:t>2026-08-07</w:t>
+      <w:t>2026-08-08</w:t>
       <w:br/>
       <w:br/>
     </w:r>

--- a/tillsyn/A 31525-2026 tillsynsbegäran.docx
+++ b/tillsyn/A 31525-2026 tillsynsbegäran.docx
@@ -7,7 +7,7 @@
         <w:pStyle w:val="Title"/>
       </w:pPr>
       <w:r>
-        <w:t>Tillsynsbegäran – information om höga naturvärden i avverkningsanmälan A 31525-2026 i Klippans kommun</w:t>
+        <w:t>Tillsynsbegäran – information om höga naturvärden och fridlysta arter i avverkningsanmälan A 31525-2026 i Klippans kommun</w:t>
       </w:r>
     </w:p>
     <w:p>
@@ -22,7 +22,7 @@
       <w:r>
         <w:drawing>
           <wp:inline xmlns:a="http://schemas.openxmlformats.org/drawingml/2006/main" xmlns:pic="http://schemas.openxmlformats.org/drawingml/2006/picture">
-            <wp:extent cx="5486400" cy="5566745"/>
+            <wp:extent cx="5486400" cy="5560928"/>
             <wp:docPr id="1" name="Picture 1"/>
             <wp:cNvGraphicFramePr>
               <a:graphicFrameLocks noChangeAspect="1"/>
@@ -43,7 +43,7 @@
                   <pic:spPr>
                     <a:xfrm>
                       <a:off x="0" y="0"/>
-                      <a:ext cx="5486400" cy="5566745"/>
+                      <a:ext cx="5486400" cy="5560928"/>
                     </a:xfrm>
                     <a:prstGeom prst="rect"/>
                   </pic:spPr>
@@ -60,12 +60,12 @@
         <w:spacing w:after="240"/>
       </w:pPr>
       <w:r>
-        <w:t>Figur 1. Fyndplatser för naturvårdsarter i avverkningsanmälan. Markörer utan svart kant är placerade på fyndplatsen. Markörer med svart kant är placerade vid sidan av fyndplatsen har ett svart streck som visar fyndplatsens exakta position. Kartans mittpunktskoordinat är N 6214352, E 396090 i SWEREF 99 TM.</w:t>
+        <w:t>Figur 1. Fyndplatser för naturvårdsarter i avverkningsanmälan. Markörer utan svart kant är placerade på fyndplatsen. Markörer med svart kant är placerade vid sidan av fyndplatsen och har ett svart streck som visar fyndplatsens exakta position. Kartans mittpunktskoordinat är N 6214352, E 396090 i SWEREF 99 TM.</w:t>
       </w:r>
     </w:p>
     <w:p>
       <w:r>
-        <w:t>I avverkningsanmälan finns fynd av 1 naturvårdsarter, varav 1 är signalart (S): kruskantarell (S). Se Figur 1.</w:t>
+        <w:t>I avverkningsanmälan finns fynd av 3 naturvårdsarter, varav 1 är rödlistad, 2 är fridlysta, 2 är typiska (T) och 1 är signalart (S): entita (NT, T, §4), kruskantarell (S) och stjärtmes (T, §4). Se Figur 1.</w:t>
       </w:r>
     </w:p>
     <w:p>
@@ -96,7 +96,164 @@
     </w:p>
     <w:p>
       <w:r>
-        <w:t>Nedan följer beskrivningar av de naturvårdsarter och fridlysta arter som har sina livsmiljöer och växtplatser i den avverkningsanmälda skogen. De påträffade naturvårdsarterna är ett tydligt kvitto på att det rör sig om en skog med höga naturvärden.</w:t>
+        <w:t>Nedan följer beskrivningar av de naturvårdsarter och fridlysta arter som har sina livsmiljöer och växtplatser i den avverkningsanmälda skogen. Se även ytterligare artfakta i BILAGA 1. De påträffade naturvårdsarterna är ett tydligt kvitto på att det rör sig om en skog med höga naturvärden.</w:t>
+      </w:r>
+    </w:p>
+    <w:p>
+      <w:r>
+        <w:rPr>
+          <w:b/>
+        </w:rPr>
+        <w:t>Entita (NT, §4)</w:t>
+      </w:r>
+      <w:r>
+        <w:t xml:space="preserve">, rödlistad som nära hotad och prioriterad art i Skogsvårdslagen, har häckningsrevir i anmälan. Minskningstakten innevarande 10-årsperiod beräknas till 20 (10–30) % och bedöms vara nära gränsvärdet för Sårbar (VU). Entitan är ortstrogen och reviret är i genomsnitt omkring 5 hektar, ibland uppåt 20 hektar stort. Entitan är en utpräglad lövskogsfågel som föredrar flerskiktade, gärna högvuxna skogar med inslag av äldre träd och välutvecklat buskskikt. Även alkärr med videsnår hör till de miljöer som utnyttjas. Arten häckar ofta i skogar som är svagt eller inte alls påverkade av skogsbruk, ofta rör det sig om värdekärnor med höga naturvärden. Entitan missgynnas av konventionellt skogsbruk och dess ortstrohet och dåliga spridningsförmåga gör den känslig för fragmentering. Entita är typisk art för </w:t>
+      </w:r>
+      <w:r>
+        <w:rPr>
+          <w:i/>
+        </w:rPr>
+        <w:t>9080 Lövsumpskog</w:t>
+      </w:r>
+      <w:r>
+        <w:t xml:space="preserve"> (Skogsstyrelsen, 2016, SLU Artdatabanken, 2021).</w:t>
+      </w:r>
+    </w:p>
+    <w:p>
+      <w:r>
+        <w:rPr>
+          <w:b/>
+        </w:rPr>
+        <w:t>Stjärtmes (§4)</w:t>
+      </w:r>
+      <w:r>
+        <w:t xml:space="preserve"> häckar i löv- och blandskog. Studier har visat att den behöver ca 15 % medelålders till äldre lövrika bestånd (&gt;50 % löv), om avståndet mellan bestånden är 500 m. Stjärtmes är fridlyst enligt 4§ artskyddsförordningen och typisk art för </w:t>
+      </w:r>
+      <w:r>
+        <w:rPr>
+          <w:i/>
+        </w:rPr>
+        <w:t>9010 Taiga, 9030 Landhöjningsskog, 9080 Lövsumpskog</w:t>
+      </w:r>
+      <w:r>
+        <w:t xml:space="preserve"> och</w:t>
+      </w:r>
+      <w:r>
+        <w:rPr>
+          <w:i/>
+        </w:rPr>
+        <w:t xml:space="preserve"> 9750 Svämlövskog </w:t>
+      </w:r>
+      <w:r>
+        <w:t>(Jansson, 1999; Skogsstyrelsen, 2014; SLU Artdatabanken, 2025).</w:t>
+      </w:r>
+    </w:p>
+    <w:p>
+      <w:pPr>
+        <w:pStyle w:val="Heading1"/>
+      </w:pPr>
+      <w:r>
+        <w:t>EU:s fågeldirektiv</w:t>
+      </w:r>
+    </w:p>
+    <w:p>
+      <w:r>
+        <w:t xml:space="preserve">Europeiska unionens medlemsländer är skyldiga att agera i enlighet med EU:s fågeldirektiv där det uttryckligen står att direktivet gäller för fåglar samt för deras ägg, bon och </w:t>
+      </w:r>
+      <w:r>
+        <w:rPr>
+          <w:b/>
+        </w:rPr>
+        <w:t xml:space="preserve">livsmiljöer </w:t>
+      </w:r>
+      <w:r>
+        <w:t>(artikel 1). Vidare att de åtgärder som vidtas inte får leda till en försämring av den nuvarande situationen beträffande bevarandet av de fågelarter som avses i artikel 1 (artikel 13). Fågeldirektivet är styrande för tillsynsansvariga myndigheters ärendehantering, ställningstaganden och beslutsfattande.</w:t>
+      </w:r>
+    </w:p>
+    <w:p>
+      <w:r>
+        <w:br w:type="page"/>
+      </w:r>
+    </w:p>
+    <w:p>
+      <w:pPr>
+        <w:pStyle w:val="Title"/>
+      </w:pPr>
+      <w:r>
+        <w:t>BILAGA 1 – Fridlysta arter</w:t>
+      </w:r>
+    </w:p>
+    <w:p>
+      <w:pPr>
+        <w:pStyle w:val="Heading1"/>
+      </w:pPr>
+      <w:r>
+        <w:t>Entita – ekologi samt krav på livsmiljön</w:t>
+      </w:r>
+    </w:p>
+    <w:p>
+      <w:r>
+        <w:t xml:space="preserve">Entita (NT, §4) är rödlistad som nära hotad, fridlyst och prioriterad art enligt Skogsvårdslagen. Den omfattas av EU:s fågeldirektiv och är typisk art för </w:t>
+      </w:r>
+      <w:r>
+        <w:rPr>
+          <w:i/>
+        </w:rPr>
+        <w:t>9080 Lövsumpskog</w:t>
+      </w:r>
+      <w:r>
+        <w:t>. Minskningstakten har uppgått till 20 (10–30) % under de senaste 10 åren och bedöms vara nära gränsvärdet för Sårbar (VU). (A2b) (SLU Artdatabanken, 2021).</w:t>
+      </w:r>
+    </w:p>
+    <w:p>
+      <w:r>
+        <w:t>Entitan är en utpräglad lövskogsfågel som påträffas i ädellövskogar, strandskogar, ekhagar, igenväxande hagmarker, lövdungar, parker och trädgårdar. Den föredrar flerskiktade, gärna högvuxna skogar med inslag av äldre träd och med ett välutvecklat buskskikt. Ek- och hasseldominerade skogar och dungar, samt alkärr med videsnår, hör till de miljöer som ofta utnyttjas. I sydligaste Sverige är bokskog en viktig miljö (Skogsstyrelsen, 2016).</w:t>
+      </w:r>
+    </w:p>
+    <w:p>
+      <w:r>
+        <w:t>Reviren är relativt stora för en småfågel, i genomsnitt omkring 5 hektar men de kan vara upp till 20 hektar. Entitan är en utpräglad stannfågel och rör sig inte långt från kläckningsplatsen; ungfåglarna sprider sig sällan mer än 5 km från födelseplatsen och etablerade fåglar lämnar därefter inte sitt revir (Skogsstyrelsen, 2016). Det häckande paret försvarar sitt revir året runt. De tillåter dock en grupp av ungfåglar att etablera sig inom deras revir och så bildas en vinterflock, vilket sker redan i juni månad. Även under kalla vintrar stannar entitan kvar inom sitt revir. Hittar man entitor vid sitt foderbord beror det på att fågelmatningen ligger inom ett entiterevir (SLU Artdatabanken, 2021). Arten är känslig för fragmentering och har svårt att etablera sig i isolerade skogsområden. Entitan är hålhäckare, men kan inte själv hacka fram sitt hål utan är beroende av miljöer som erbjuder naturliga hål (Skogsstyrelsen, 2016).</w:t>
+      </w:r>
+    </w:p>
+    <w:p>
+      <w:r>
+        <w:t>Arten häckar ofta i skogar som är svagt eller inte alls påverkade av skogsbruk. Särskilt i Svealand ofta i skogar som har höga naturvärden och utgör skogliga värdekärnor. Entitan missgynnas av konventionellt skogsbruk genom minskad förekomst av risiga, flerskiktade skogar liksom av avverkning av lövträdsrika kantzoner. Entitans ortstrohet och dåliga spridningsförmåga gör den känslig för fragmentering (Skogsstyrelsen, 2016).</w:t>
+      </w:r>
+    </w:p>
+    <w:p>
+      <w:pPr>
+        <w:pStyle w:val="Heading2"/>
+      </w:pPr>
+      <w:r>
+        <w:t>Referenser – entita</w:t>
+      </w:r>
+    </w:p>
+    <w:p>
+      <w:r>
+        <w:t xml:space="preserve">Skogsstyrelsen, 2016. </w:t>
+      </w:r>
+      <w:r>
+        <w:rPr>
+          <w:i/>
+        </w:rPr>
+        <w:t xml:space="preserve">Vägledning för hänsyn till entita. </w:t>
+      </w:r>
+      <w:r>
+        <w:t>https://www.skogsstyrelsen.se/globalassets/lag-och-tillsyn/artskydd/vagledningar-for-hansyn-till-faglar/entita-vagledning-hansyn2.pdf</w:t>
+      </w:r>
+    </w:p>
+    <w:p>
+      <w:r>
+        <w:t xml:space="preserve">SLU Artdatabanken, 2021. </w:t>
+      </w:r>
+      <w:r>
+        <w:rPr>
+          <w:i/>
+        </w:rPr>
+        <w:t xml:space="preserve">Artfaktablad. Naturvård – artfakta. </w:t>
+      </w:r>
+      <w:r>
+        <w:t>SLU Artdatabanken, Uppsala</w:t>
       </w:r>
     </w:p>
     <w:sectPr>
@@ -227,7 +384,7 @@
     <w:r>
       <w:tab/>
       <w:tab/>
-      <w:t>2026-08-14</w:t>
+      <w:t>2026-08-15</w:t>
       <w:br/>
       <w:br/>
     </w:r>

--- a/tillsyn/A 31525-2026 tillsynsbegäran.docx
+++ b/tillsyn/A 31525-2026 tillsynsbegäran.docx
@@ -384,7 +384,7 @@
     <w:r>
       <w:tab/>
       <w:tab/>
-      <w:t>2026-08-15</w:t>
+      <w:t>2026-08-16</w:t>
       <w:br/>
       <w:br/>
     </w:r>

--- a/tillsyn/A 31525-2026 tillsynsbegäran.docx
+++ b/tillsyn/A 31525-2026 tillsynsbegäran.docx
@@ -384,7 +384,7 @@
     <w:r>
       <w:tab/>
       <w:tab/>
-      <w:t>2026-08-16</w:t>
+      <w:t>2026-08-17</w:t>
       <w:br/>
       <w:br/>
     </w:r>

--- a/tillsyn/A 31525-2026 tillsynsbegäran.docx
+++ b/tillsyn/A 31525-2026 tillsynsbegäran.docx
@@ -384,7 +384,7 @@
     <w:r>
       <w:tab/>
       <w:tab/>
-      <w:t>2026-08-17</w:t>
+      <w:t>2026-08-18</w:t>
       <w:br/>
       <w:br/>
     </w:r>

--- a/tillsyn/A 31525-2026 tillsynsbegäran.docx
+++ b/tillsyn/A 31525-2026 tillsynsbegäran.docx
@@ -384,7 +384,7 @@
     <w:r>
       <w:tab/>
       <w:tab/>
-      <w:t>2026-08-18</w:t>
+      <w:t>2026-08-19</w:t>
       <w:br/>
       <w:br/>
     </w:r>

--- a/tillsyn/A 31525-2026 tillsynsbegäran.docx
+++ b/tillsyn/A 31525-2026 tillsynsbegäran.docx
@@ -384,7 +384,7 @@
     <w:r>
       <w:tab/>
       <w:tab/>
-      <w:t>2026-08-19</w:t>
+      <w:t>2026-08-20</w:t>
       <w:br/>
       <w:br/>
     </w:r>

--- a/tillsyn/A 31525-2026 tillsynsbegäran.docx
+++ b/tillsyn/A 31525-2026 tillsynsbegäran.docx
@@ -384,7 +384,7 @@
     <w:r>
       <w:tab/>
       <w:tab/>
-      <w:t>2026-08-20</w:t>
+      <w:t>2026-08-21</w:t>
       <w:br/>
       <w:br/>
     </w:r>

--- a/tillsyn/A 31525-2026 tillsynsbegäran.docx
+++ b/tillsyn/A 31525-2026 tillsynsbegäran.docx
@@ -384,7 +384,7 @@
     <w:r>
       <w:tab/>
       <w:tab/>
-      <w:t>2026-08-21</w:t>
+      <w:t>2026-08-22</w:t>
       <w:br/>
       <w:br/>
     </w:r>

--- a/tillsyn/A 31525-2026 tillsynsbegäran.docx
+++ b/tillsyn/A 31525-2026 tillsynsbegäran.docx
@@ -384,7 +384,7 @@
     <w:r>
       <w:tab/>
       <w:tab/>
-      <w:t>2026-08-22</w:t>
+      <w:t>2026-08-23</w:t>
       <w:br/>
       <w:br/>
     </w:r>

--- a/tillsyn/A 31525-2026 tillsynsbegäran.docx
+++ b/tillsyn/A 31525-2026 tillsynsbegäran.docx
@@ -384,7 +384,7 @@
     <w:r>
       <w:tab/>
       <w:tab/>
-      <w:t>2026-08-23</w:t>
+      <w:t>2026-08-24</w:t>
       <w:br/>
       <w:br/>
     </w:r>

--- a/tillsyn/A 31525-2026 tillsynsbegäran.docx
+++ b/tillsyn/A 31525-2026 tillsynsbegäran.docx
@@ -384,7 +384,7 @@
     <w:r>
       <w:tab/>
       <w:tab/>
-      <w:t>2026-08-24</w:t>
+      <w:t>2026-08-25</w:t>
       <w:br/>
       <w:br/>
     </w:r>

--- a/tillsyn/A 31525-2026 tillsynsbegäran.docx
+++ b/tillsyn/A 31525-2026 tillsynsbegäran.docx
@@ -384,7 +384,7 @@
     <w:r>
       <w:tab/>
       <w:tab/>
-      <w:t>2026-08-25</w:t>
+      <w:t>2026-08-26</w:t>
       <w:br/>
       <w:br/>
     </w:r>

--- a/tillsyn/A 31525-2026 tillsynsbegäran.docx
+++ b/tillsyn/A 31525-2026 tillsynsbegäran.docx
@@ -384,7 +384,7 @@
     <w:r>
       <w:tab/>
       <w:tab/>
-      <w:t>2026-08-26</w:t>
+      <w:t>2026-08-27</w:t>
       <w:br/>
       <w:br/>
     </w:r>

--- a/tillsyn/A 31525-2026 tillsynsbegäran.docx
+++ b/tillsyn/A 31525-2026 tillsynsbegäran.docx
@@ -384,7 +384,7 @@
     <w:r>
       <w:tab/>
       <w:tab/>
-      <w:t>2026-08-27</w:t>
+      <w:t>2026-08-28</w:t>
       <w:br/>
       <w:br/>
     </w:r>

--- a/tillsyn/A 31525-2026 tillsynsbegäran.docx
+++ b/tillsyn/A 31525-2026 tillsynsbegäran.docx
@@ -384,7 +384,7 @@
     <w:r>
       <w:tab/>
       <w:tab/>
-      <w:t>2026-08-28</w:t>
+      <w:t>2026-08-29</w:t>
       <w:br/>
       <w:br/>
     </w:r>

--- a/tillsyn/A 31525-2026 tillsynsbegäran.docx
+++ b/tillsyn/A 31525-2026 tillsynsbegäran.docx
@@ -384,7 +384,7 @@
     <w:r>
       <w:tab/>
       <w:tab/>
-      <w:t>2026-08-29</w:t>
+      <w:t>2026-08-31</w:t>
       <w:br/>
       <w:br/>
     </w:r>

--- a/tillsyn/A 31525-2026 tillsynsbegäran.docx
+++ b/tillsyn/A 31525-2026 tillsynsbegäran.docx
@@ -384,7 +384,7 @@
     <w:r>
       <w:tab/>
       <w:tab/>
-      <w:t>2026-08-31</w:t>
+      <w:t>2026-09-01</w:t>
       <w:br/>
       <w:br/>
     </w:r>

--- a/tillsyn/A 31525-2026 tillsynsbegäran.docx
+++ b/tillsyn/A 31525-2026 tillsynsbegäran.docx
@@ -384,7 +384,7 @@
     <w:r>
       <w:tab/>
       <w:tab/>
-      <w:t>2026-09-01</w:t>
+      <w:t>2026-09-02</w:t>
       <w:br/>
       <w:br/>
     </w:r>

--- a/tillsyn/A 31525-2026 tillsynsbegäran.docx
+++ b/tillsyn/A 31525-2026 tillsynsbegäran.docx
@@ -384,7 +384,7 @@
     <w:r>
       <w:tab/>
       <w:tab/>
-      <w:t>2026-09-02</w:t>
+      <w:t>2026-09-03</w:t>
       <w:br/>
       <w:br/>
     </w:r>

--- a/tillsyn/A 31525-2026 tillsynsbegäran.docx
+++ b/tillsyn/A 31525-2026 tillsynsbegäran.docx
@@ -384,7 +384,7 @@
     <w:r>
       <w:tab/>
       <w:tab/>
-      <w:t>2026-09-03</w:t>
+      <w:t>2026-09-04</w:t>
       <w:br/>
       <w:br/>
     </w:r>

--- a/tillsyn/A 31525-2026 tillsynsbegäran.docx
+++ b/tillsyn/A 31525-2026 tillsynsbegäran.docx
@@ -384,7 +384,7 @@
     <w:r>
       <w:tab/>
       <w:tab/>
-      <w:t>2026-09-04</w:t>
+      <w:t>2026-09-05</w:t>
       <w:br/>
       <w:br/>
     </w:r>
